--- a/docs/MoE-研究报告-v2.0.docx
+++ b/docs/MoE-研究报告-v2.0.docx
@@ -103,7 +103,7 @@
       </w:pPr>
       <w:r>
         <w:rPr/>
-        <w:t xml:space="preserve">4. 输入类型的影响：真实文本 67.96–68.35 t/s，等长随机 token 93.53–93.62 t/s，相差约 37%。固定提示重复比多样提示快约 19%，但两组同时改变了提示内容，未分离重复性的独立效果。</w:t>
+        <w:t xml:space="preserve">4. 输入类型的影响：真实文本 67.54-68.12 t/s，等长随机 token 93.51-93.61 t/s，相差约 38%（P5 轮 38.6%，B 轮 37.3%）。固定提示重复比多样提示快约 19%，但两组同时改变了提示内容，未分离重复性的独立效果。</w:t>
       </w:r>
     </w:p>
     <w:p>
@@ -826,7 +826,7 @@
       </w:pPr>
       <w:r>
         <w:rPr/>
-        <w:t xml:space="preserve">CPU 拓扑用 GetLogicalProcessorInformation 实测，非按名称推断：4 CCD x 8 物理核 x 2 线程，每 CCD 32 MB L3。所有速度测试用掩码 0x5555 族（每 CCD 取 2 个物理核）。</w:t>
+        <w:t xml:space="preserve">CPU 拓扑用 GetLogicalProcessorInformation 实测，非按名称推断：4 CCD x 8 物理核 x 2 线程，每 CCD 32 MB L3。所有速度测试用掩码 0x0000000000005555，即逻辑 CPU 0、2、4、6、8、10、12、14——按上表全部落在 CCD0。若相邻逻辑编号互为 SMT 兄弟线程，则相当于在 CCD0 内取 8 个物理核各一个线程。因此本轮测量只覆盖单个 CCD；跨 CCD 的行为来自历史数据，不是本报告实测。</w:t>
       </w:r>
     </w:p>
     <w:tbl>
@@ -2220,7 +2220,7 @@
       </w:pPr>
       <w:r>
         <w:rPr/>
-        <w:t xml:space="preserve">三点说明：第一，缓存容量已正确绑上（10750.99 MiB / 46224.00 MiB 宿主专家）；第二，PPL 走大批次路径，每遍从缓存复制 3525 个专家，小批次路径 hits=0 属正常，因为 PPL 不用小批次；第三，perplexity 模式会输出 llama_moe_cache 命中率行。此前项目在 server 模式下未观察到该行；结合第 7 章 L9 的复查，只能说「本测试的终止方式下未取得」，不能据此断言 b11617 在 server 模式下不输出该统计。</w:t>
+        <w:t xml:space="preserve">三点说明：第一，缓存容量已正确绑上（10750.99 MiB / 46224.00 MiB 宿主专家）；第二，PPL 走大批次路径，每遍从缓存复制 3525 个专家；日志同时记录了 ubatch&lt;=8 路径的 hits=0、misses=808，说明确实存在小批次统计，但其来源与占比需要单独区分，不能用来代表 server decode 路径的命中情况；第三，perplexity 模式会输出 llama_moe_cache 命中率行。此前项目在 server 模式下未观察到该行；结合第 7 章 L9 的复查，只能说本测试的终止方式下未取得，不能据此断言 b11617 在 server 模式下不输出该统计。</w:t>
       </w:r>
     </w:p>
     <w:p>
@@ -4741,7 +4741,7 @@
               <w:rPr>
                 <w:sz w:val="20"/>
               </w:rPr>
-              <w:t xml:space="preserve">11.89</w:t>
+              <w:t xml:space="preserve">11.875</w:t>
             </w:r>
           </w:p>
         </w:tc>
@@ -4778,7 +4778,7 @@
               <w:rPr>
                 <w:sz w:val="20"/>
               </w:rPr>
-              <w:t xml:space="preserve">11.19</w:t>
+              <w:t xml:space="preserve">9.914</w:t>
             </w:r>
           </w:p>
         </w:tc>
@@ -4815,7 +4815,7 @@
               <w:rPr>
                 <w:sz w:val="20"/>
               </w:rPr>
-              <w:t xml:space="preserve">12.00</w:t>
+              <w:t xml:space="preserve">11.410</w:t>
             </w:r>
           </w:p>
         </w:tc>
@@ -4827,7 +4827,7 @@
       </w:pPr>
       <w:r>
         <w:rPr/>
-        <w:t xml:space="preserve">3.4　输入类型：真实文本与随机 token 相差约 37%</w:t>
+        <w:t xml:space="preserve">3.4　输入类型：真实文本与随机 token 相差约 38%</w:t>
       </w:r>
     </w:p>
     <w:p>
@@ -4943,7 +4943,7 @@
               <w:rPr>
                 <w:sz w:val="20"/>
               </w:rPr>
-              <w:t xml:space="preserve">67.96-68.35 t/s</w:t>
+              <w:t xml:space="preserve">67.54-68.12 t/s</w:t>
             </w:r>
           </w:p>
         </w:tc>
@@ -4996,7 +4996,7 @@
               <w:rPr>
                 <w:sz w:val="20"/>
               </w:rPr>
-              <w:t xml:space="preserve">93.53-93.62 t/s</w:t>
+              <w:t xml:space="preserve">93.51-93.61 t/s</w:t>
             </w:r>
           </w:p>
         </w:tc>
@@ -5024,7 +5024,7 @@
       </w:pPr>
       <w:r>
         <w:rPr/>
-        <w:t xml:space="preserve">随机 token 比真实文本快约 37%。两轮独立测量（间隔约 1 小时，各 50 对样本）结果高度一致：B 轮 68.35 / 93.53 t/s，P5 轮 67.96 / 93.62 t/s（真实 / 随机）。图 4 采用 P5 轮数值，原始记录见实验数据目录的 B-run.log 与 P5-run.log。</w:t>
+        <w:t xml:space="preserve">随机 token 比真实文本快约 38%（P5 轮 38.6%，B 轮 37.3%）。两轮独立测量（间隔约 1 小时，各 50 个样本）结果接近：B 轮 68.12 / 93.51 t/s，P5 轮 67.54 / 93.61 t/s（真实 / 随机）。两轮数值均为 50 个样本的标准中位数，即排序后第 25、26 个的平均。图 4 采用 P5 轮数值；逐样本记录见 data/02-stability/ 与仓库 P5-baseline-rerun 目录。</w:t>
       </w:r>
     </w:p>
     <w:p>
@@ -5546,146 +5546,16 @@
       </w:pPr>
       <w:r>
         <w:rPr/>
-        <w:t xml:space="preserve">两台 Hyper-V 虚拟机在部分采集时段自行启动。停止后复测关键配置：</w:t>
-      </w:r>
-    </w:p>
-    <w:tbl>
-      <w:tblPr>
-        <w:tblW w:w="8306" w:type="dxa"/>
-        <w:tblBorders>
-          <w:top w:val="single" w:sz="4"/>
-          <w:left w:val="single" w:sz="4"/>
-          <w:bottom w:val="single" w:sz="4"/>
-          <w:right w:val="single" w:sz="4"/>
-          <w:insideH w:val="single" w:sz="4"/>
-          <w:insideV w:val="single" w:sz="4"/>
-        </w:tblBorders>
-        <w:tblLayout w:type="fixed"/>
-      </w:tblPr>
-      <w:tblGrid>
-        <w:gridCol w:w="5903"/>
-        <w:gridCol w:w="2403"/>
-      </w:tblGrid>
-      <w:tr>
-        <w:trPr>
-          <w:cantSplit/>
-          <w:tblHeader/>
-        </w:trPr>
-        <w:tc>
-          <w:tcPr>
-            <w:tcW w:w="5903" w:type="dxa"/>
-          </w:tcPr>
-          <w:p>
-            <w:pPr>
-              <w:ind w:firstLine="0" w:firstLineChars="0"/>
-            </w:pPr>
-            <w:r>
-              <w:rPr>
-                <w:sz w:val="20"/>
-              </w:rPr>
-              <w:t xml:space="preserve">条件</w:t>
-            </w:r>
-          </w:p>
-        </w:tc>
-        <w:tc>
-          <w:tcPr>
-            <w:tcW w:w="2403" w:type="dxa"/>
-          </w:tcPr>
-          <w:p>
-            <w:pPr>
-              <w:ind w:firstLine="0" w:firstLineChars="0"/>
-            </w:pPr>
-            <w:r>
-              <w:rPr>
-                <w:sz w:val="20"/>
-              </w:rPr>
-              <w:t xml:space="preserve">decode</w:t>
-            </w:r>
-          </w:p>
-        </w:tc>
-      </w:tr>
-      <w:tr>
-        <w:trPr>
-          <w:cantSplit/>
-        </w:trPr>
-        <w:tc>
-          <w:tcPr>
-            <w:tcW w:w="5903" w:type="dxa"/>
-          </w:tcPr>
-          <w:p>
-            <w:pPr>
-              <w:ind w:firstLine="0" w:firstLineChars="0"/>
-            </w:pPr>
-            <w:r>
-              <w:rPr>
-                <w:sz w:val="20"/>
-              </w:rPr>
-              <w:t xml:space="preserve">VM 运行中（P4 环境组 各 1 次采样）</w:t>
-            </w:r>
-          </w:p>
-        </w:tc>
-        <w:tc>
-          <w:tcPr>
-            <w:tcW w:w="2403" w:type="dxa"/>
-          </w:tcPr>
-          <w:p>
-            <w:pPr>
-              <w:ind w:firstLine="0" w:firstLineChars="0"/>
-            </w:pPr>
-            <w:r>
-              <w:rPr>
-                <w:sz w:val="20"/>
-              </w:rPr>
-              <w:t xml:space="preserve">80.92 / 80.81</w:t>
-            </w:r>
-          </w:p>
-        </w:tc>
-      </w:tr>
-      <w:tr>
-        <w:trPr>
-          <w:cantSplit/>
-        </w:trPr>
-        <w:tc>
-          <w:tcPr>
-            <w:tcW w:w="5903" w:type="dxa"/>
-          </w:tcPr>
-          <w:p>
-            <w:pPr>
-              <w:ind w:firstLine="0" w:firstLineChars="0"/>
-            </w:pPr>
-            <w:r>
-              <w:rPr>
-                <w:sz w:val="20"/>
-              </w:rPr>
-              <w:t xml:space="preserve">VM 已停止（复测 1 次）</w:t>
-            </w:r>
-          </w:p>
-        </w:tc>
-        <w:tc>
-          <w:tcPr>
-            <w:tcW w:w="2403" w:type="dxa"/>
-          </w:tcPr>
-          <w:p>
-            <w:pPr>
-              <w:ind w:firstLine="0" w:firstLineChars="0"/>
-            </w:pPr>
-            <w:r>
-              <w:rPr>
-                <w:sz w:val="20"/>
-              </w:rPr>
-              <w:t xml:space="preserve">80.27</w:t>
-            </w:r>
-          </w:p>
-        </w:tc>
-      </w:tr>
-    </w:tbl>
+        <w:t xml:space="preserve">两台 Hyper-V 虚拟机在部分采集时段自行启动。停止后对 cache=10752 配置复测一次。</w:t>
+      </w:r>
+    </w:p>
     <w:p>
       <w:pPr>
         <w:ind w:firstLine="480" w:firstLineChars="200"/>
       </w:pPr>
       <w:r>
         <w:rPr/>
-        <w:t xml:space="preserve">差异约 −0.7%，落在本轮测量噪声范围内，未观察到 VM 造成的明显影响。需要说明：本项只做了「VM 开着 / 关着」两组对比，样本量不足以排除小幅度影响；也不能由 CPU 掩码推出「VM 的 vCPU 一定不占用被锁定的核」——这需要逐核采样才能确认。可确认的只有一点：在高负载配置下（cache 10752，功耗达 160 W），环境波动更容易显现，基线检查不可省。</w:t>
+        <w:t xml:space="preserve">与运行时的测量相比未见明显差异。需要说明：该项只做了两组各一次对比，样本量不足以排除小幅度影响；而且这两次记录是未经三次中位数修正的原始采样，不能与主表的 80.673 t/s 直接比较。因此这里只记「未见明显影响」，不给定量结论。</w:t>
       </w:r>
     </w:p>
     <w:p>
@@ -6504,7 +6374,7 @@
     </w:tbl>
     <w:p>
       <w:pPr>
-        <w:ind w:firstLineChars="200" w:firstLine="480"/>
+        <w:ind w:firstLine="480" w:firstLineChars="200"/>
       </w:pPr>
       <w:r>
         <w:rPr/>
@@ -6894,7 +6764,7 @@
               <w:rPr>
                 <w:sz w:val="20"/>
               </w:rPr>
-              <w:t xml:space="preserve">cache=0 时无论怎么调 ncmoe 都上不去 26.8 t/s</w:t>
+              <w:t xml:space="preserve">cache=0 基线为 26.8 t/s（本轮固定 ncmoe=48）</w:t>
             </w:r>
           </w:p>
         </w:tc>
@@ -7005,7 +6875,7 @@
               <w:rPr>
                 <w:sz w:val="20"/>
               </w:rPr>
-              <w:t xml:space="preserve">加核 / 加 CCD 无收益</w:t>
+              <w:t xml:space="preserve">本轮未跨 CCD 测试（掩码仅覆盖 CCD0）</w:t>
             </w:r>
           </w:p>
         </w:tc>
@@ -7042,7 +6912,7 @@
               <w:rPr>
                 <w:sz w:val="20"/>
               </w:rPr>
-              <w:t xml:space="preserve">随机 token 比真实文本快 37%</w:t>
+              <w:t xml:space="preserve">随机 token 比真实文本快 38%</w:t>
             </w:r>
           </w:p>
         </w:tc>
@@ -7414,7 +7284,7 @@
               <w:rPr>
                 <w:sz w:val="20"/>
               </w:rPr>
-              <w:t xml:space="preserve">随机 token 比真实文本快 37%、固定提示比多样提示快 19%（后者同时改变内容，未分离重复性）</w:t>
+              <w:t xml:space="preserve">随机 token 比真实文本快 38%、固定提示比多样提示快 19%（后者同时改变内容，未分离重复性）</w:t>
             </w:r>
           </w:p>
         </w:tc>
@@ -7515,7 +7385,7 @@
       </w:pPr>
       <w:r>
         <w:rPr/>
-        <w:t xml:space="preserve">二，测速必须用多样真实输入。随机 token 与重复提示都会把数字抬高（本机分别高 37% 与 19%），用它们报数会系统性地高估真实工作负载。</w:t>
+        <w:t xml:space="preserve">二，测速必须用多样真实输入。本轮随机 token 比真实文本快约 38%；固定提示与多样提示之间还有约 19% 的差异，但后者同时改变了提示内容，原因尚未分离。用随机 token 报数会系统性高估真实工作负载。</w:t>
       </w:r>
     </w:p>
     <w:p>
@@ -8357,7 +8227,7 @@
               <w:rPr>
                 <w:sz w:val="20"/>
               </w:rPr>
-              <w:t xml:space="preserve">是（−0.7%，各 1 次采样）</w:t>
+              <w:t xml:space="preserve">是（两组各 1 次对比，未见明显差异）</w:t>
             </w:r>
           </w:p>
         </w:tc>
@@ -9038,7 +8908,7 @@
       </w:pPr>
       <w:r>
         <w:rPr/>
-        <w:t xml:space="preserve">错误 3：图 4 的数据点没有来源（v2.0 修正）。原图为 68.12 / 93.51 t/s，但该数值在全部原始记录中搜不到出处；实际测得的是 B 轮 68.35 / 93.53、P5 轮 67.96 / 93.62。现已改为 P5 轮数值，并在图表数据文件中补上来源列。这是本报告最严重的一处错误：图表数据必须能指到原始文件。</w:t>
+        <w:t xml:space="preserve">错误 3：图 4 的中位数口径与来源标注（v2.0 修正）。原图 68.12 / 93.51 实际是 B 轮 50 个样本的标准中位数，数据本身有依据，问题在于图注没有标注来源。核对过程中还发现，旧日志里的“中位数”取的是排序后第 26 个样本（上中位数），而非第 25、26 个样本的平均，因此 68.35 / 93.53 一类数值系统性偏高。现已统一为标准中位数口径：B 轮 68.12 / 93.51、P5 轮 67.54 / 93.61，并在图表数据文件中补上来源列。</w:t>
       </w:r>
     </w:p>
     <w:p>
@@ -9092,7 +8962,7 @@
       </w:pPr>
       <w:r>
         <w:rPr/>
-        <w:t xml:space="preserve">关于「两个放大倍数可相乘」：随机 token 的 37% 与重复输入的 19% 来自不同实验、不同对照组，未做全因子交叉，不能相乘，也不能合并成「某个测速方法高估了 63%」。</w:t>
+        <w:t xml:space="preserve">关于「两个放大倍数可相乘」：随机 token 的 38% 与重复输入的 19% 来自不同实验、不同对照组，未做全因子交叉，不能相乘，也不能合并成「某个测速方法高估了 63%」。</w:t>
       </w:r>
     </w:p>
     <w:p>
@@ -10002,7 +9872,7 @@
 </file>
 
 <file path=word/charts/chart5.xml><?xml version="1.0" encoding="utf-8"?>
-<c:chartSpace xmlns:c="http://schemas.openxmlformats.org/drawingml/2006/chart">
+<c:chartSpace xmlns:a="http://schemas.openxmlformats.org/drawingml/2006/main" xmlns:c="http://schemas.openxmlformats.org/drawingml/2006/chart">
   <c:date1904 val="0"/>
   <c:chart>
     <c:title>
@@ -10057,10 +9927,10 @@
               <c:formatCode>General</c:formatCode>
               <c:ptCount val="2"/>
               <c:pt idx="0">
-                <c:v>67.96</c:v>
+                <c:v>67.54</c:v>
               </c:pt>
               <c:pt idx="1">
-                <c:v>93.62</c:v>
+                <c:v>93.61</c:v>
               </c:pt>
             </c:numLit>
           </c:val>

--- a/docs/MoE-研究报告-v2.0.docx
+++ b/docs/MoE-研究报告-v2.0.docx
@@ -94,7 +94,7 @@
       </w:pPr>
       <w:r>
         <w:rPr/>
-        <w:t xml:space="preserve">3. ncmoe 断崖：在 cache 固定 10752 MiB 时，已测 6 个 ncmoe 取值中仅 48 未崩塌（80.144 t/s），44 即降至 23.639 t/s，其余继续恶化至 15.108 t/s。45/46/47 未测，故 48 只代表已测范围内的最优。</w:t>
+        <w:t xml:space="preserve">3. ncmoe 断崖：在 cache 固定 10752 MiB 时，已测 6 个 ncmoe 取值中只有 48 未出现大幅退化（80.144 t/s），44 即降至 23.639 t/s，其余继续恶化至 15.108 t/s。按遥测判据（util≥99% 且功耗&lt;90 W 且掉速&gt;25%）分开看：36/34/32 完全满足，40 仅部分满足（3 次中 1 次 util 达 100%），44 不满足（util 最高 97%）。45/46/47 未测，故 48 只代表已测范围内的最优。</w:t>
       </w:r>
     </w:p>
     <w:p>
@@ -1756,7 +1756,7 @@
       </w:pPr>
       <w:r>
         <w:rPr/>
-        <w:t xml:space="preserve">崩塌判据（三现象必须同时出现）：(1) GPU 利用率 ≥ 99%；(2) 功耗 &lt; 90 W（本机正常满载 108-165 W）；(3) decode 速度相对正常配置下降 &gt; 25%。单独变慢不算崩塌——必须同时满足三条，否则可能只是内存带宽路径的正常表现。</w:t>
+        <w:t xml:space="preserve">崩塌判据（三现象同时出现才算）：(1) GPU 利用率 ≥ 99%；(2) 功耗 &lt; 90 W（本机正常满载 108-165 W）；(3) decode 速度相对正常配置下降 &gt; 25%。实际判定时三个维度分开记录，不合并成一个布尔值：本轮 ncmoe 44 的 util 最高只到 97%，ncmoe 40 三次里只有一次达到 100%，这两档记为「不满足」与「部分满足」，不按满足处理。</w:t>
       </w:r>
     </w:p>
     <w:p>
@@ -2515,7 +2515,7 @@
       </w:pPr>
       <w:r>
         <w:rPr/>
-        <w:t xml:space="preserve">固定 ncmoe 48、掩码 0x5555。每个配置启动一次 server，在其内部连续发送 3 次请求（同一进程内重复，非跨进程）。全范围曲线见图 1，0-2048 MiB 段明细见图 1b。</w:t>
+        <w:t xml:space="preserve">固定 ncmoe 48、掩码 0x5555。每个配置启动一个 server 进程，在其中完成 3 次计分请求；每次计分请求前后各跑一次 128-token 同提示基线用于监测漂移。基线请求同样会改变缓存历史，因此本节数字属于带预热的协议口径，不能当作冷启动性能。全范围曲线见图 1，0-2048 MiB 段明细见图 1b。</w:t>
       </w:r>
     </w:p>
     <w:tbl>
@@ -3719,7 +3719,7 @@
       </w:pPr>
       <w:r>
         <w:rPr/>
-        <w:t xml:space="preserve">固定 cache 10752、掩码 0x5555。每个配置启动一次 server，内部连续 3 次请求（同一进程内重复）。曲线见图 2。</w:t>
+        <w:t xml:space="preserve">固定 cache 10752、掩码 0x5555。每个配置一个 server 进程，3 次计分请求，每次前后各一次 128-token 基线（与 3.2 节同一预热协议）。曲线见图 2。</w:t>
       </w:r>
     </w:p>
     <w:tbl>
@@ -3857,7 +3857,7 @@
               <w:rPr>
                 <w:sz w:val="20"/>
               </w:rPr>
-              <w:t xml:space="preserve">崩塌</w:t>
+              <w:t xml:space="preserve">判据</w:t>
             </w:r>
           </w:p>
         </w:tc>
@@ -4091,7 +4091,7 @@
               <w:rPr>
                 <w:sz w:val="20"/>
               </w:rPr>
-              <w:t xml:space="preserve">疑似</w:t>
+              <w:t xml:space="preserve">否</w:t>
             </w:r>
           </w:p>
         </w:tc>
@@ -4208,6 +4208,123 @@
               <w:rPr>
                 <w:sz w:val="20"/>
               </w:rPr>
+              <w:t xml:space="preserve">部分</w:t>
+            </w:r>
+          </w:p>
+        </w:tc>
+      </w:tr>
+      <w:tr>
+        <w:trPr>
+          <w:cantSplit/>
+        </w:trPr>
+        <w:tc>
+          <w:tcPr>
+            <w:tcW w:w="862" w:type="dxa"/>
+          </w:tcPr>
+          <w:p>
+            <w:pPr>
+              <w:ind w:firstLine="0" w:firstLineChars="0"/>
+            </w:pPr>
+            <w:r>
+              <w:rPr>
+                <w:sz w:val="20"/>
+              </w:rPr>
+              <w:t xml:space="preserve">36</w:t>
+            </w:r>
+          </w:p>
+        </w:tc>
+        <w:tc>
+          <w:tcPr>
+            <w:tcW w:w="996" w:type="dxa"/>
+          </w:tcPr>
+          <w:p>
+            <w:pPr>
+              <w:ind w:firstLine="0" w:firstLineChars="0"/>
+            </w:pPr>
+            <w:r>
+              <w:rPr>
+                <w:sz w:val="20"/>
+              </w:rPr>
+              <w:t xml:space="preserve">17.443</w:t>
+            </w:r>
+          </w:p>
+        </w:tc>
+        <w:tc>
+          <w:tcPr>
+            <w:tcW w:w="1665" w:type="dxa"/>
+          </w:tcPr>
+          <w:p>
+            <w:pPr>
+              <w:ind w:firstLine="0" w:firstLineChars="0"/>
+            </w:pPr>
+            <w:r>
+              <w:rPr>
+                <w:sz w:val="20"/>
+              </w:rPr>
+              <w:t xml:space="preserve">17.44-17.45</w:t>
+            </w:r>
+          </w:p>
+        </w:tc>
+        <w:tc>
+          <w:tcPr>
+            <w:tcW w:w="1664" w:type="dxa"/>
+          </w:tcPr>
+          <w:p>
+            <w:pPr>
+              <w:ind w:firstLine="0" w:firstLineChars="0"/>
+            </w:pPr>
+            <w:r>
+              <w:rPr>
+                <w:sz w:val="20"/>
+              </w:rPr>
+              <w:t xml:space="preserve">15816-15831</w:t>
+            </w:r>
+          </w:p>
+        </w:tc>
+        <w:tc>
+          <w:tcPr>
+            <w:tcW w:w="1129" w:type="dxa"/>
+          </w:tcPr>
+          <w:p>
+            <w:pPr>
+              <w:ind w:firstLine="0" w:firstLineChars="0"/>
+            </w:pPr>
+            <w:r>
+              <w:rPr>
+                <w:sz w:val="20"/>
+              </w:rPr>
+              <w:t xml:space="preserve">100%</w:t>
+            </w:r>
+          </w:p>
+        </w:tc>
+        <w:tc>
+          <w:tcPr>
+            <w:tcW w:w="1263" w:type="dxa"/>
+          </w:tcPr>
+          <w:p>
+            <w:pPr>
+              <w:ind w:firstLine="0" w:firstLineChars="0"/>
+            </w:pPr>
+            <w:r>
+              <w:rPr>
+                <w:sz w:val="20"/>
+              </w:rPr>
+              <w:t xml:space="preserve">64-89 W</w:t>
+            </w:r>
+          </w:p>
+        </w:tc>
+        <w:tc>
+          <w:tcPr>
+            <w:tcW w:w="727" w:type="dxa"/>
+          </w:tcPr>
+          <w:p>
+            <w:pPr>
+              <w:ind w:firstLine="0" w:firstLineChars="0"/>
+            </w:pPr>
+            <w:r>
+              <w:rPr>
+                <w:sz w:val="20"/>
+              </w:rPr>
               <w:t xml:space="preserve">是</w:t>
             </w:r>
           </w:p>
@@ -4229,7 +4346,7 @@
               <w:rPr>
                 <w:sz w:val="20"/>
               </w:rPr>
-              <w:t xml:space="preserve">36</w:t>
+              <w:t xml:space="preserve">34</w:t>
             </w:r>
           </w:p>
         </w:tc>
@@ -4245,7 +4362,7 @@
               <w:rPr>
                 <w:sz w:val="20"/>
               </w:rPr>
-              <w:t xml:space="preserve">17.443</w:t>
+              <w:t xml:space="preserve">15.818</w:t>
             </w:r>
           </w:p>
         </w:tc>
@@ -4261,7 +4378,7 @@
               <w:rPr>
                 <w:sz w:val="20"/>
               </w:rPr>
-              <w:t xml:space="preserve">17.44-17.45</w:t>
+              <w:t xml:space="preserve">15.34-15.84</w:t>
             </w:r>
           </w:p>
         </w:tc>
@@ -4277,7 +4394,7 @@
               <w:rPr>
                 <w:sz w:val="20"/>
               </w:rPr>
-              <w:t xml:space="preserve">15816-15831</w:t>
+              <w:t xml:space="preserve">15929-15935</w:t>
             </w:r>
           </w:p>
         </w:tc>
@@ -4309,7 +4426,7 @@
               <w:rPr>
                 <w:sz w:val="20"/>
               </w:rPr>
-              <w:t xml:space="preserve">64-89 W</w:t>
+              <w:t xml:space="preserve">65-82 W</w:t>
             </w:r>
           </w:p>
         </w:tc>
@@ -4346,7 +4463,7 @@
               <w:rPr>
                 <w:sz w:val="20"/>
               </w:rPr>
-              <w:t xml:space="preserve">34</w:t>
+              <w:t xml:space="preserve">32</w:t>
             </w:r>
           </w:p>
         </w:tc>
@@ -4362,7 +4479,7 @@
               <w:rPr>
                 <w:sz w:val="20"/>
               </w:rPr>
-              <w:t xml:space="preserve">15.818</w:t>
+              <w:t xml:space="preserve">15.108</w:t>
             </w:r>
           </w:p>
         </w:tc>
@@ -4378,7 +4495,7 @@
               <w:rPr>
                 <w:sz w:val="20"/>
               </w:rPr>
-              <w:t xml:space="preserve">15.34-15.84</w:t>
+              <w:t xml:space="preserve">15.10-15.12</w:t>
             </w:r>
           </w:p>
         </w:tc>
@@ -4394,7 +4511,7 @@
               <w:rPr>
                 <w:sz w:val="20"/>
               </w:rPr>
-              <w:t xml:space="preserve">15929-15935</w:t>
+              <w:t xml:space="preserve">15917-15924</w:t>
             </w:r>
           </w:p>
         </w:tc>
@@ -4426,7 +4543,7 @@
               <w:rPr>
                 <w:sz w:val="20"/>
               </w:rPr>
-              <w:t xml:space="preserve">65-82 W</w:t>
+              <w:t xml:space="preserve">62-84 W</w:t>
             </w:r>
           </w:p>
         </w:tc>
@@ -4447,123 +4564,6 @@
           </w:p>
         </w:tc>
       </w:tr>
-      <w:tr>
-        <w:trPr>
-          <w:cantSplit/>
-        </w:trPr>
-        <w:tc>
-          <w:tcPr>
-            <w:tcW w:w="862" w:type="dxa"/>
-          </w:tcPr>
-          <w:p>
-            <w:pPr>
-              <w:ind w:firstLine="0" w:firstLineChars="0"/>
-            </w:pPr>
-            <w:r>
-              <w:rPr>
-                <w:sz w:val="20"/>
-              </w:rPr>
-              <w:t xml:space="preserve">32</w:t>
-            </w:r>
-          </w:p>
-        </w:tc>
-        <w:tc>
-          <w:tcPr>
-            <w:tcW w:w="996" w:type="dxa"/>
-          </w:tcPr>
-          <w:p>
-            <w:pPr>
-              <w:ind w:firstLine="0" w:firstLineChars="0"/>
-            </w:pPr>
-            <w:r>
-              <w:rPr>
-                <w:sz w:val="20"/>
-              </w:rPr>
-              <w:t xml:space="preserve">15.108</w:t>
-            </w:r>
-          </w:p>
-        </w:tc>
-        <w:tc>
-          <w:tcPr>
-            <w:tcW w:w="1665" w:type="dxa"/>
-          </w:tcPr>
-          <w:p>
-            <w:pPr>
-              <w:ind w:firstLine="0" w:firstLineChars="0"/>
-            </w:pPr>
-            <w:r>
-              <w:rPr>
-                <w:sz w:val="20"/>
-              </w:rPr>
-              <w:t xml:space="preserve">15.10-15.12</w:t>
-            </w:r>
-          </w:p>
-        </w:tc>
-        <w:tc>
-          <w:tcPr>
-            <w:tcW w:w="1664" w:type="dxa"/>
-          </w:tcPr>
-          <w:p>
-            <w:pPr>
-              <w:ind w:firstLine="0" w:firstLineChars="0"/>
-            </w:pPr>
-            <w:r>
-              <w:rPr>
-                <w:sz w:val="20"/>
-              </w:rPr>
-              <w:t xml:space="preserve">15917-15924</w:t>
-            </w:r>
-          </w:p>
-        </w:tc>
-        <w:tc>
-          <w:tcPr>
-            <w:tcW w:w="1129" w:type="dxa"/>
-          </w:tcPr>
-          <w:p>
-            <w:pPr>
-              <w:ind w:firstLine="0" w:firstLineChars="0"/>
-            </w:pPr>
-            <w:r>
-              <w:rPr>
-                <w:sz w:val="20"/>
-              </w:rPr>
-              <w:t xml:space="preserve">100%</w:t>
-            </w:r>
-          </w:p>
-        </w:tc>
-        <w:tc>
-          <w:tcPr>
-            <w:tcW w:w="1263" w:type="dxa"/>
-          </w:tcPr>
-          <w:p>
-            <w:pPr>
-              <w:ind w:firstLine="0" w:firstLineChars="0"/>
-            </w:pPr>
-            <w:r>
-              <w:rPr>
-                <w:sz w:val="20"/>
-              </w:rPr>
-              <w:t xml:space="preserve">62-84 W</w:t>
-            </w:r>
-          </w:p>
-        </w:tc>
-        <w:tc>
-          <w:tcPr>
-            <w:tcW w:w="727" w:type="dxa"/>
-          </w:tcPr>
-          <w:p>
-            <w:pPr>
-              <w:ind w:firstLine="0" w:firstLineChars="0"/>
-            </w:pPr>
-            <w:r>
-              <w:rPr>
-                <w:sz w:val="20"/>
-              </w:rPr>
-              <w:t xml:space="preserve">是</w:t>
-            </w:r>
-          </w:p>
-        </w:tc>
-      </w:tr>
     </w:tbl>
     <w:p>
       <w:pPr>
@@ -4571,7 +4571,7 @@
       </w:pPr>
       <w:r>
         <w:rPr/>
-        <w:t xml:space="preserve">在已测的 6 个取值里，只有 48 未出现崩塌（80.144 t/s）；44 已降至 23.639 t/s，且 util 为 95-97%，未满足「≥99%」这一条，故记为「疑似」而非确认崩塌。45/46/47 未测，因此 48 是已测范围内的唯一不崩点，不是全局最优。</w:t>
+        <w:t xml:space="preserve">在已测的 6 个取值里，48 是唯一没有大幅退化的（80.144 t/s）。其余五档相对 48 的降幅依次为 −70.5%（44）、−75.6%（40）、−78.2%（36）、−80.3%（34）、−81.2%（32）。三个特征分开记录：36/34/32 的三次 run 全部满足（util 100%、功耗 &lt;90 W、掉速 &gt;25%）；40 只有 1/3 次 util 达到 100%，另两次为 97%，记为部分满足；44 的 util 最高 97%，从未达到 99%，记为不满足。45/46/47 未测，48 只是已测范围内的最优。</w:t>
       </w:r>
     </w:p>
     <w:p>
@@ -4633,7 +4633,7 @@
       </w:pPr>
       <w:r>
         <w:rPr/>
-        <w:t xml:space="preserve">llama.cpp issue #26432 报告过 AMD GTT 显存溢出导致「不报错、速度掉 60%」的现象。本机在 NVIDIA 16 GB + 专家缓存上观察到同构签名：无 OOM、无错误信息、GPU 满载、功耗反而不高、速度掉 71%。这是本报告对该 issue 的补充：同类静默失效在 NVIDIA 平台的专家缓存路径上同样存在。</w:t>
+        <w:t xml:space="preserve">llama.cpp issue #26432 报告过 AMD GTT 显存溢出导致「不报错、速度掉 60%」的现象。本机在 NVIDIA 16 GB + 专家缓存上观察到相似的表征：无 OOM、无错误信息、GPU 满载、功耗反而不高、速度大幅下降。两者是否共享同一迁移机制，本报告没有验证——只能说现象相似，不能断言是同一机制。</w:t>
       </w:r>
     </w:p>
     <w:p>
@@ -5890,7 +5890,7 @@
               <w:rPr>
                 <w:sz w:val="20"/>
               </w:rPr>
-              <w:t xml:space="preserve">硬件上限</w:t>
+              <w:t xml:space="preserve">反推参考值</w:t>
             </w:r>
           </w:p>
         </w:tc>
@@ -6120,7 +6120,7 @@
       </w:pPr>
       <w:r>
         <w:rPr/>
-        <w:t xml:space="preserve">路径 A（cache=0）：实测 26.806 t/s，按每 token 1.75 GB 的估算需 46.9 GB/s，对照本机内存实测上限约 48 GB/s，闭合度 97.7%。这提示该路径可能受内存带宽压制。注意：1.75 GB/token 来自总参数与激活参数的比例估算，并非逐层张量账本；内存上限 48 GB/s 也是多组反推得到的区间值（44-48），不是标准基准测试结果。</w:t>
+        <w:t xml:space="preserve">路径 A（cache=0）：实测 26.806 t/s，按每 token 1.75 GB 的估算需 46.9 GB/s，对照本机内存的反推参考值约 48 GB/s（由多组速度反推得到，不是 DMA 基准测量），闭合度 97.7%。这提示该路径可能受内存带宽压制。注意：1.75 GB/token 来自总参数与激活参数的比例估算，并非逐层张量账本；该参考值本身也是区间值（44-48），不是标准基准测试结果。</w:t>
       </w:r>
     </w:p>
     <w:p>
@@ -6448,7 +6448,7 @@
               <w:rPr>
                 <w:sz w:val="20"/>
               </w:rPr>
-              <w:t xml:space="preserve">预期上限</w:t>
+              <w:t xml:space="preserve">模型情景值</w:t>
             </w:r>
           </w:p>
         </w:tc>
@@ -7231,7 +7231,7 @@
               <w:rPr>
                 <w:sz w:val="20"/>
               </w:rPr>
-              <w:t xml:space="preserve">NVIDIA 16 GB 专家缓存路径上同构静默失效（掉 71%）</w:t>
+              <w:t xml:space="preserve">NVIDIA 16 GB 专家缓存路径上观察到相似退化表征（掉 71%），是否同一机制未验证</w:t>
             </w:r>
           </w:p>
         </w:tc>
@@ -7349,7 +7349,7 @@
       </w:pPr>
       <w:r>
         <w:rPr/>
-        <w:t xml:space="preserve">需要强调：上述对照都是方向性比较，硬件、实现与测试协议均不同，没有一项构成头对头实验。</w:t>
+        <w:t xml:space="preserve">需要强调：上述对照都是方向性比较，硬件、实现与测试协议均不同，没有一项构成头对头实验。可核验标识：本报告只引用各条目的公开编号（llama.cpp issue #26432、jundot/omlx PR #2343），不附链接以免失效；其余条目为社区帖文或预印本，按作者与日期检索。本报告不对其内容准确性背书。</w:t>
       </w:r>
     </w:p>
     <w:p>
@@ -7376,7 +7376,7 @@
       </w:pPr>
       <w:r>
         <w:rPr/>
-        <w:t xml:space="preserve">一，不要为了「多放几层到 GPU」而降低 ncmoe。在 cache 已占满显存时，这是负优化，且失效是静默的——没有 OOM、没有报错，只是速度掉下去。</w:t>
+        <w:t xml:space="preserve">一，在本机已测配置下，不要为了「多放几层到 GPU」而单方面降低 ncmoe。cache 已占满显存时，这样做在本轮每一次测量里都表现为大幅负优化，且失效是静默的——没有 OOM、没有报错，只是速度掉下去。本轮没有联合调整 cache 与静态卸载，因此该建议只适用于「大 cache + 单卡 16 GB」这一类配置。</w:t>
       </w:r>
     </w:p>
     <w:p>
@@ -7385,7 +7385,7 @@
       </w:pPr>
       <w:r>
         <w:rPr/>
-        <w:t xml:space="preserve">二，测速必须用多样真实输入。本轮随机 token 比真实文本快约 38%；固定提示与多样提示之间还有约 19% 的差异，但后者同时改变了提示内容，原因尚未分离。用随机 token 报数会系统性高估真实工作负载。</w:t>
+        <w:t xml:space="preserve">二，用目标工作负载测速，不要用随机 token 或重复提示代替。本批输入中随机 token 比真实文本快约 38%，固定提示与多样提示之间还有约 19% 的差异（后者同时改变了提示内容，原因尚未分离）。这两个数字只对本批输入成立，但方向提示：用合成输入报数可能系统性高估真实工作负载。</w:t>
       </w:r>
     </w:p>
     <w:p>
@@ -8137,7 +8137,7 @@
               <w:rPr>
                 <w:sz w:val="20"/>
               </w:rPr>
-              <w:t xml:space="preserve">崩塌判定使用三特征、未凭单一速度下结论</w:t>
+              <w:t xml:space="preserve">崩塌判定记录三特征、未凭单一速度下结论（40/44 两档 util 未全达 99%，正文标明为部分满足与不满足）</w:t>
             </w:r>
           </w:p>
         </w:tc>
